--- a/data/revised_2026-10_full/outputs/v2/Chemistry/SS1.1_Introduction_to_Chemistry/Chemistry_Introduction_to_Chemistry_FinalExplanation_TeacherKey.docx
+++ b/data/revised_2026-10_full/outputs/v2/Chemistry/SS1.1_Introduction_to_Chemistry/Chemistry_Introduction_to_Chemistry_FinalExplanation_TeacherKey.docx
@@ -2637,7 +2637,7 @@
         </w:rPr>
         <w:t xml:space="preserve">© 2026 SeaVuria and ARES. This work is licensed under a </w:t>
       </w:r>
-      <w:hyperlink w:history="1" r:id="rIdfjqhm_qs1iqzbh1t2fnse">
+      <w:hyperlink w:history="1" r:id="rIdo4nf9m2naswrnyk3qwjhy">
         <w:r>
           <w:rPr>
             <w:rFonts w:ascii="Arial" w:cs="Arial" w:eastAsia="Arial" w:hAnsi="Arial"/>
@@ -2657,7 +2657,7 @@
         </w:rPr>
         <w:t xml:space="preserve"> (</w:t>
       </w:r>
-      <w:hyperlink w:history="1" r:id="rIds-ahi405xljpas9asq24z">
+      <w:hyperlink w:history="1" r:id="rIdzvswypy3pdufauakh3aui">
         <w:r>
           <w:rPr>
             <w:rFonts w:ascii="Arial" w:cs="Arial" w:eastAsia="Arial" w:hAnsi="Arial"/>
@@ -2677,7 +2677,7 @@
         </w:rPr>
         <w:t xml:space="preserve">). To view a copy of this license, visit </w:t>
       </w:r>
-      <w:hyperlink w:history="1" r:id="rIdoplptmiwrzvk1vjeryioj">
+      <w:hyperlink w:history="1" r:id="rId-mg9ytzj7sywbvt1xrn2b">
         <w:r>
           <w:rPr>
             <w:rFonts w:ascii="Arial" w:cs="Arial" w:eastAsia="Arial" w:hAnsi="Arial"/>
